--- a/hw/CC2.docx
+++ b/hw/CC2.docx
@@ -1,6 +1,6 @@
 
 <file path=word/document.xml><?xml version="1.0" encoding="utf-8"?>
-<w:document xmlns:wpc="http://schemas.microsoft.com/office/word/2010/wordprocessingCanvas" xmlns:cx="http://schemas.microsoft.com/office/drawing/2014/chartex" xmlns:cx1="http://schemas.microsoft.com/office/drawing/2015/9/8/chartex" xmlns:cx2="http://schemas.microsoft.com/office/drawing/2015/10/21/chartex" xmlns:cx3="http://schemas.microsoft.com/office/drawing/2016/5/9/chartex" xmlns:cx4="http://schemas.microsoft.com/office/drawing/2016/5/10/chartex" xmlns:cx5="http://schemas.microsoft.com/office/drawing/2016/5/11/chartex" xmlns:cx6="http://schemas.microsoft.com/office/drawing/2016/5/12/chartex" xmlns:cx7="http://schemas.microsoft.com/office/drawing/2016/5/13/chartex" xmlns:cx8="http://schemas.microsoft.com/office/drawing/2016/5/14/chartex" xmlns:mc="http://schemas.openxmlformats.org/markup-compatibility/2006" xmlns:aink="http://schemas.microsoft.com/office/drawing/2016/ink" xmlns:am3d="http://schemas.microsoft.com/office/drawing/2017/model3d" xmlns:o="urn:schemas-microsoft-com:office:office" xmlns:r="http://schemas.openxmlformats.org/officeDocument/2006/relationships" xmlns:m="http://schemas.openxmlformats.org/officeDocument/2006/math" xmlns:v="urn:schemas-microsoft-com:vml" xmlns:wp14="http://schemas.microsoft.com/office/word/2010/wordprocessingDrawing" xmlns:wp="http://schemas.openxmlformats.org/drawingml/2006/wordprocessingDrawing" xmlns:w10="urn:schemas-microsoft-com:office:word" xmlns:w="http://schemas.openxmlformats.org/wordprocessingml/2006/main" xmlns:w14="http://schemas.microsoft.com/office/word/2010/wordml" xmlns:w15="http://schemas.microsoft.com/office/word/2012/wordml" xmlns:w16cex="http://schemas.microsoft.com/office/word/2018/wordml/cex" xmlns:w16cid="http://schemas.microsoft.com/office/word/2016/wordml/cid" xmlns:w16="http://schemas.microsoft.com/office/word/2018/wordml" xmlns:w16sdtdh="http://schemas.microsoft.com/office/word/2020/wordml/sdtdatahash" xmlns:w16se="http://schemas.microsoft.com/office/word/2015/wordml/symex" xmlns:wpg="http://schemas.microsoft.com/office/word/2010/wordprocessingGroup" xmlns:wpi="http://schemas.microsoft.com/office/word/2010/wordprocessingInk" xmlns:wne="http://schemas.microsoft.com/office/word/2006/wordml" xmlns:wps="http://schemas.microsoft.com/office/word/2010/wordprocessingShape" mc:Ignorable="w14 w15 w16se w16cid w16 w16cex w16sdtdh wp14">
+<w:document xmlns:wpc="http://schemas.microsoft.com/office/word/2010/wordprocessingCanvas" xmlns:cx="http://schemas.microsoft.com/office/drawing/2014/chartex" xmlns:cx1="http://schemas.microsoft.com/office/drawing/2015/9/8/chartex" xmlns:cx2="http://schemas.microsoft.com/office/drawing/2015/10/21/chartex" xmlns:cx3="http://schemas.microsoft.com/office/drawing/2016/5/9/chartex" xmlns:cx4="http://schemas.microsoft.com/office/drawing/2016/5/10/chartex" xmlns:cx5="http://schemas.microsoft.com/office/drawing/2016/5/11/chartex" xmlns:cx6="http://schemas.microsoft.com/office/drawing/2016/5/12/chartex" xmlns:cx7="http://schemas.microsoft.com/office/drawing/2016/5/13/chartex" xmlns:cx8="http://schemas.microsoft.com/office/drawing/2016/5/14/chartex" xmlns:mc="http://schemas.openxmlformats.org/markup-compatibility/2006" xmlns:aink="http://schemas.microsoft.com/office/drawing/2016/ink" xmlns:am3d="http://schemas.microsoft.com/office/drawing/2017/model3d" xmlns:o="urn:schemas-microsoft-com:office:office" xmlns:oel="http://schemas.microsoft.com/office/2019/extlst" xmlns:r="http://schemas.openxmlformats.org/officeDocument/2006/relationships" xmlns:m="http://schemas.openxmlformats.org/officeDocument/2006/math" xmlns:v="urn:schemas-microsoft-com:vml" xmlns:wp14="http://schemas.microsoft.com/office/word/2010/wordprocessingDrawing" xmlns:wp="http://schemas.openxmlformats.org/drawingml/2006/wordprocessingDrawing" xmlns:w10="urn:schemas-microsoft-com:office:word" xmlns:w="http://schemas.openxmlformats.org/wordprocessingml/2006/main" xmlns:w14="http://schemas.microsoft.com/office/word/2010/wordml" xmlns:w15="http://schemas.microsoft.com/office/word/2012/wordml" xmlns:w16cex="http://schemas.microsoft.com/office/word/2018/wordml/cex" xmlns:w16cid="http://schemas.microsoft.com/office/word/2016/wordml/cid" xmlns:w16="http://schemas.microsoft.com/office/word/2018/wordml" xmlns:w16sdtdh="http://schemas.microsoft.com/office/word/2020/wordml/sdtdatahash" xmlns:w16se="http://schemas.microsoft.com/office/word/2015/wordml/symex" xmlns:wpg="http://schemas.microsoft.com/office/word/2010/wordprocessingGroup" xmlns:wpi="http://schemas.microsoft.com/office/word/2010/wordprocessingInk" xmlns:wne="http://schemas.microsoft.com/office/word/2006/wordml" xmlns:wps="http://schemas.microsoft.com/office/word/2010/wordprocessingShape" mc:Ignorable="w14 w15 w16se w16cid w16 w16cex w16sdtdh wp14">
   <w:body>
     <w:p>
       <w:pPr>
@@ -101,30 +101,90 @@
       <w:r>
         <w:t xml:space="preserve">A1. (15 points) Download the file </w:t>
       </w:r>
+      <w:proofErr w:type="spellStart"/>
       <w:r>
         <w:rPr>
           <w:rStyle w:val="code"/>
         </w:rPr>
         <w:t>harvestfieldplant.sql</w:t>
       </w:r>
-      <w:r>
-        <w:t xml:space="preserve"> from the link provided on the homework web pages. In phpMyAdmin, import the file </w:t>
-      </w:r>
+      <w:proofErr w:type="spellEnd"/>
+      <w:r>
+        <w:t xml:space="preserve"> from the link provided on the homework web pages. Import the file </w:t>
+      </w:r>
+      <w:proofErr w:type="spellStart"/>
       <w:r>
         <w:rPr>
           <w:rStyle w:val="code"/>
         </w:rPr>
         <w:t>harvestfieldplant.sql</w:t>
       </w:r>
-      <w:r>
-        <w:t xml:space="preserve"> into a new database.  You should see a database in phpMyAdmin with 3 tables named </w:t>
-      </w:r>
+      <w:proofErr w:type="spellEnd"/>
+      <w:r>
+        <w:t xml:space="preserve"> into a new </w:t>
+      </w:r>
+      <w:r>
+        <w:t>Postgres schema</w:t>
+      </w:r>
+      <w:r>
+        <w:t>.</w:t>
+      </w:r>
+      <w:r>
+        <w:t xml:space="preserve"> View the </w:t>
+      </w:r>
+      <w:r>
+        <w:t xml:space="preserve">list of </w:t>
+      </w:r>
+      <w:r>
+        <w:t xml:space="preserve"> tables </w:t>
+      </w:r>
+      <w:r>
+        <w:t xml:space="preserve">in this schema </w:t>
+      </w:r>
+      <w:r>
+        <w:t>using the software tool of your choice</w:t>
+      </w:r>
+      <w:r>
+        <w:t xml:space="preserve"> (e.g. </w:t>
+      </w:r>
+      <w:proofErr w:type="spellStart"/>
+      <w:r>
+        <w:t>DBeaver</w:t>
+      </w:r>
+      <w:proofErr w:type="spellEnd"/>
+      <w:r>
+        <w:t xml:space="preserve">, </w:t>
+      </w:r>
+      <w:proofErr w:type="spellStart"/>
+      <w:r>
+        <w:t>pgAdmin</w:t>
+      </w:r>
+      <w:proofErr w:type="spellEnd"/>
+      <w:r>
+        <w:t xml:space="preserve">, </w:t>
+      </w:r>
+      <w:proofErr w:type="spellStart"/>
+      <w:r>
+        <w:t>Supabase</w:t>
+      </w:r>
+      <w:proofErr w:type="spellEnd"/>
+      <w:r>
+        <w:t>)</w:t>
+      </w:r>
+      <w:r>
+        <w:t>.</w:t>
+      </w:r>
+      <w:r>
+        <w:t xml:space="preserve">  You should see 3 tables named </w:t>
+      </w:r>
+      <w:proofErr w:type="spellStart"/>
       <w:r>
         <w:rPr>
           <w:rStyle w:val="code"/>
         </w:rPr>
         <w:t>field_GH</w:t>
       </w:r>
+      <w:proofErr w:type="spellEnd"/>
       <w:r>
         <w:t xml:space="preserve">, </w:t>
       </w:r>
@@ -144,29 +204,34 @@
         <w:t>plant</w:t>
       </w:r>
       <w:r>
-        <w:t xml:space="preserve"> in the left-hand column. Submit a convincing screenshot as your answer to this question.</w:t>
-      </w:r>
-    </w:p>
-    <w:p>
-      <w:pPr>
-        <w:pStyle w:val="NoSpacing"/>
-      </w:pPr>
-    </w:p>
-    <w:p>
-      <w:pPr>
-        <w:pStyle w:val="NoSpacing"/>
-      </w:pPr>
-      <w:r>
-        <w:t xml:space="preserve">A2. (5 points) While viewing the </w:t>
-      </w:r>
-      <w:r>
-        <w:rPr>
-          <w:rStyle w:val="code"/>
-        </w:rPr>
-        <w:t>harvestfieldplant</w:t>
-      </w:r>
-      <w:r>
-        <w:t xml:space="preserve"> database in phpMyAdmin, click on the Designer tab. You should see a graphical view of the three tables. The interface is a little flaky, but it is possible to drag these tables into different locations and to click on a small triangle next to each table to expand its description. Familiarize yourself with the interface and adjust the appearance until you obtain a view that looks similar to the following one:</w:t>
+        <w:t>. Submit a convincing screenshot as your answer to this question.</w:t>
+      </w:r>
+    </w:p>
+    <w:p>
+      <w:pPr>
+        <w:pStyle w:val="NoSpacing"/>
+      </w:pPr>
+    </w:p>
+    <w:p>
+      <w:pPr>
+        <w:pStyle w:val="NoSpacing"/>
+      </w:pPr>
+      <w:r>
+        <w:t>A2. (5 points)</w:t>
+      </w:r>
+      <w:r>
+        <w:t xml:space="preserve"> Using the software tool of your choice, obtain a</w:t>
+      </w:r>
+      <w:r>
+        <w:t xml:space="preserve"> graphical view of the three tables. Familiarize yourself with the interface and adjust the appearance until you obtain a view that looks </w:t>
+      </w:r>
+      <w:proofErr w:type="gramStart"/>
+      <w:r>
+        <w:t>similar to</w:t>
+      </w:r>
+      <w:proofErr w:type="gramEnd"/>
+      <w:r>
+        <w:t xml:space="preserve"> the following:</w:t>
       </w:r>
     </w:p>
     <w:p>
@@ -187,10 +252,10 @@
           <w:noProof/>
         </w:rPr>
         <w:drawing>
-          <wp:inline distT="0" distB="0" distL="0" distR="0" wp14:anchorId="03CD3D53" wp14:editId="73B638FE">
-            <wp:extent cx="4750861" cy="1716604"/>
-            <wp:effectExtent l="0" t="0" r="0" b="0"/>
-            <wp:docPr id="1" name="Picture 1"/>
+          <wp:inline distT="0" distB="0" distL="0" distR="0" wp14:anchorId="6F6E6374" wp14:editId="4794D3E8">
+            <wp:extent cx="4248150" cy="4623429"/>
+            <wp:effectExtent l="0" t="0" r="0" b="6350"/>
+            <wp:docPr id="1096705611" name="Picture 1"/>
             <wp:cNvGraphicFramePr>
               <a:graphicFrameLocks xmlns:a="http://schemas.openxmlformats.org/drawingml/2006/main" noChangeAspect="1"/>
             </wp:cNvGraphicFramePr>
@@ -198,7 +263,7 @@
               <a:graphicData uri="http://schemas.openxmlformats.org/drawingml/2006/picture">
                 <pic:pic xmlns:pic="http://schemas.openxmlformats.org/drawingml/2006/picture">
                   <pic:nvPicPr>
-                    <pic:cNvPr id="1" name=""/>
+                    <pic:cNvPr id="1096705611" name=""/>
                     <pic:cNvPicPr/>
                   </pic:nvPicPr>
                   <pic:blipFill>
@@ -210,7 +275,7 @@
                   <pic:spPr>
                     <a:xfrm>
                       <a:off x="0" y="0"/>
-                      <a:ext cx="4785823" cy="1729236"/>
+                      <a:ext cx="4250787" cy="4626299"/>
                     </a:xfrm>
                     <a:prstGeom prst="rect">
                       <a:avLst/>
@@ -222,6 +287,13 @@
           </wp:inline>
         </w:drawing>
       </w:r>
+      <w:r>
+        <w:rPr>
+          <w:rFonts w:cstheme="minorHAnsi"/>
+          <w:noProof/>
+        </w:rPr>
+        <w:t xml:space="preserve"> </w:t>
+      </w:r>
     </w:p>
     <w:p>
       <w:pPr>
@@ -236,7 +308,24 @@
         <w:pStyle w:val="NoSpacing"/>
       </w:pPr>
       <w:r>
-        <w:t>Submit your own screenshot, similar to the above, demonstrating that you have obtained the above view.</w:t>
+        <w:t xml:space="preserve">Submit your own screenshot, </w:t>
+      </w:r>
+      <w:proofErr w:type="gramStart"/>
+      <w:r>
+        <w:t>similar to</w:t>
+      </w:r>
+      <w:proofErr w:type="gramEnd"/>
+      <w:r>
+        <w:t xml:space="preserve"> the above, demonstrating that you have obtained </w:t>
+      </w:r>
+      <w:r>
+        <w:t xml:space="preserve">a </w:t>
+      </w:r>
+      <w:r>
+        <w:t>graphical view of the schema structure</w:t>
+      </w:r>
+      <w:r>
+        <w:t>.</w:t>
       </w:r>
     </w:p>
     <w:p>
@@ -264,30 +353,42 @@
       <w:r>
         <w:t>A4. (10 points) If you change the value of ‘</w:t>
       </w:r>
+      <w:proofErr w:type="spellStart"/>
       <w:r>
         <w:rPr>
           <w:rStyle w:val="code"/>
         </w:rPr>
-        <w:t>fieldID’</w:t>
+        <w:t>fieldID</w:t>
+      </w:r>
+      <w:proofErr w:type="spellEnd"/>
+      <w:r>
+        <w:rPr>
+          <w:rStyle w:val="code"/>
+        </w:rPr>
+        <w:t>’</w:t>
       </w:r>
       <w:r>
         <w:t xml:space="preserve"> in one of the rows of ‘</w:t>
       </w:r>
+      <w:proofErr w:type="spellStart"/>
       <w:r>
         <w:rPr>
           <w:rStyle w:val="code"/>
         </w:rPr>
         <w:t>field_gh</w:t>
       </w:r>
+      <w:proofErr w:type="spellEnd"/>
       <w:r>
         <w:t>’, it could change a value in one of the other tables. Explain why and give details. Demonstrate this effect in practice by making a suitable change to ‘</w:t>
       </w:r>
+      <w:proofErr w:type="spellStart"/>
       <w:r>
         <w:rPr>
           <w:rStyle w:val="code"/>
         </w:rPr>
         <w:t>field_gh</w:t>
       </w:r>
+      <w:proofErr w:type="spellEnd"/>
       <w:r>
         <w:t>’. Submit a screenshot showing the change that occurred in one of the other tables as a result.</w:t>
       </w:r>
@@ -372,7 +473,6 @@
         <w:ind w:left="720"/>
       </w:pPr>
       <w:r>
-        <w:lastRenderedPageBreak/>
         <w:t>ARTIST(</w:t>
       </w:r>
       <w:r>
@@ -402,6 +502,7 @@
       <w:r>
         <w:t xml:space="preserve">, Title, Length, Genre, </w:t>
       </w:r>
+      <w:proofErr w:type="spellStart"/>
       <w:r>
         <w:rPr>
           <w:i/>
@@ -409,6 +510,7 @@
         </w:rPr>
         <w:t>ARTIST_Name</w:t>
       </w:r>
+      <w:proofErr w:type="spellEnd"/>
       <w:r>
         <w:t>)</w:t>
       </w:r>
@@ -420,7 +522,14 @@
       </w:pPr>
       <w:r>
         <w:tab/>
-        <w:t>ARTIST_Name: foreign key, refers to Name in Artist, NULL value not allowed</w:t>
+      </w:r>
+      <w:proofErr w:type="spellStart"/>
+      <w:r>
+        <w:t>ARTIST_Name</w:t>
+      </w:r>
+      <w:proofErr w:type="spellEnd"/>
+      <w:r>
+        <w:t>: foreign key, refers to Name in Artist, NULL value not allowed</w:t>
       </w:r>
     </w:p>
     <w:p>
@@ -476,7 +585,15 @@
         <w:t>5</w:t>
       </w:r>
       <w:r>
-        <w:t xml:space="preserve"> points) Examine your model from the previous question and determine whether or not it is in 3NF. If it is not already in 3NF, make changes until it is. Describe any changes you make as part of your answer to this question. Once you believe that the model is in 3NF, give an informal justification explaining why the model is in 3NF. Two or three sentences should be sufficient for this.</w:t>
+        <w:t xml:space="preserve"> points) Examine your model from the previous question and determine </w:t>
+      </w:r>
+      <w:proofErr w:type="gramStart"/>
+      <w:r>
+        <w:t>whether or not</w:t>
+      </w:r>
+      <w:proofErr w:type="gramEnd"/>
+      <w:r>
+        <w:t xml:space="preserve"> it is in 3NF. If it is not already in 3NF, make changes until it is. Describe any changes you make as part of your answer to this question. Once you believe that the model is in 3NF, give an informal justification explaining why the model is in 3NF. Two or three sentences should be sufficient for this.</w:t>
       </w:r>
     </w:p>
     <w:p>
@@ -924,7 +1041,14 @@
                 <w:sz w:val="20"/>
                 <w:szCs w:val="20"/>
               </w:rPr>
-              <w:t>mainframe</w:t>
+              <w:t>M</w:t>
+            </w:r>
+            <w:r>
+              <w:rPr>
+                <w:sz w:val="20"/>
+                <w:szCs w:val="20"/>
+              </w:rPr>
+              <w:t>ainframe</w:t>
             </w:r>
           </w:p>
         </w:tc>
@@ -1124,7 +1248,14 @@
                 <w:sz w:val="20"/>
                 <w:szCs w:val="20"/>
               </w:rPr>
-              <w:t>mainframe</w:t>
+              <w:t>M</w:t>
+            </w:r>
+            <w:r>
+              <w:rPr>
+                <w:sz w:val="20"/>
+                <w:szCs w:val="20"/>
+              </w:rPr>
+              <w:t>ainframe</w:t>
             </w:r>
           </w:p>
         </w:tc>
@@ -1315,7 +1446,14 @@
                 <w:sz w:val="20"/>
                 <w:szCs w:val="20"/>
               </w:rPr>
-              <w:t>mainframe</w:t>
+              <w:t>M</w:t>
+            </w:r>
+            <w:r>
+              <w:rPr>
+                <w:sz w:val="20"/>
+                <w:szCs w:val="20"/>
+              </w:rPr>
+              <w:t>ainframe</w:t>
             </w:r>
           </w:p>
         </w:tc>
@@ -1464,8 +1602,17 @@
                 <w:sz w:val="20"/>
                 <w:szCs w:val="20"/>
               </w:rPr>
-              <w:t>Barbara Liskov</w:t>
-            </w:r>
+              <w:t xml:space="preserve">Barbara </w:t>
+            </w:r>
+            <w:proofErr w:type="spellStart"/>
+            <w:r>
+              <w:rPr>
+                <w:sz w:val="20"/>
+                <w:szCs w:val="20"/>
+              </w:rPr>
+              <w:t>Liskov</w:t>
+            </w:r>
+            <w:proofErr w:type="spellEnd"/>
           </w:p>
         </w:tc>
         <w:tc>
@@ -1506,7 +1653,14 @@
                 <w:sz w:val="20"/>
                 <w:szCs w:val="20"/>
               </w:rPr>
-              <w:t>mainframe</w:t>
+              <w:t>M</w:t>
+            </w:r>
+            <w:r>
+              <w:rPr>
+                <w:sz w:val="20"/>
+                <w:szCs w:val="20"/>
+              </w:rPr>
+              <w:t>ainframe</w:t>
             </w:r>
           </w:p>
         </w:tc>
@@ -1655,8 +1809,17 @@
                 <w:sz w:val="20"/>
                 <w:szCs w:val="20"/>
               </w:rPr>
-              <w:t>Bjarne Stroustrup</w:t>
-            </w:r>
+              <w:t xml:space="preserve">Bjarne </w:t>
+            </w:r>
+            <w:proofErr w:type="spellStart"/>
+            <w:r>
+              <w:rPr>
+                <w:sz w:val="20"/>
+                <w:szCs w:val="20"/>
+              </w:rPr>
+              <w:t>Stroustrup</w:t>
+            </w:r>
+            <w:proofErr w:type="spellEnd"/>
           </w:p>
         </w:tc>
         <w:tc>
@@ -1888,7 +2051,14 @@
                 <w:sz w:val="20"/>
                 <w:szCs w:val="20"/>
               </w:rPr>
-              <w:t>internet</w:t>
+              <w:t>I</w:t>
+            </w:r>
+            <w:r>
+              <w:rPr>
+                <w:sz w:val="20"/>
+                <w:szCs w:val="20"/>
+              </w:rPr>
+              <w:t>nternet</w:t>
             </w:r>
           </w:p>
         </w:tc>
@@ -2100,11 +2270,7 @@
         <w:pStyle w:val="NoSpacing"/>
       </w:pPr>
       <w:r>
-        <w:t xml:space="preserve">The next few questions are based on a fictional database called CompAssignments, which stores information about the homework assignments given by a particular instructor in various computer </w:t>
-      </w:r>
-      <w:r>
-        <w:lastRenderedPageBreak/>
-        <w:t xml:space="preserve">science courses. At present, the CompAssignments database schema consists of exactly one table called </w:t>
+        <w:t xml:space="preserve">The next few questions are based on a fictional database called CompAssignments, which stores information about the homework assignments given by a particular instructor in various computer science courses. At present, the CompAssignments database schema consists of exactly one table called </w:t>
       </w:r>
       <w:r>
         <w:rPr>
@@ -2745,7 +2911,13 @@
         <w:pStyle w:val="NoSpacing"/>
       </w:pPr>
       <w:r>
-        <w:t xml:space="preserve">A11. (5 points) The CompAssignments database is not in 3NF. Explain why not, listing </w:t>
+        <w:t>A1</w:t>
+      </w:r>
+      <w:r>
+        <w:t>2</w:t>
+      </w:r>
+      <w:r>
+        <w:t xml:space="preserve">. (5 points) The CompAssignments database is not in 3NF. Explain why not, listing </w:t>
       </w:r>
       <w:r>
         <w:rPr>
@@ -2768,7 +2940,13 @@
         <w:pStyle w:val="NoSpacing"/>
       </w:pPr>
       <w:r>
-        <w:t xml:space="preserve">A12. (10 points) Describe how you would alter the CompAssignments database schema so that it is in 3NF. Demonstrate the new schema by placing all information from the above six records of the </w:t>
+        <w:t>A1</w:t>
+      </w:r>
+      <w:r>
+        <w:t>3</w:t>
+      </w:r>
+      <w:r>
+        <w:t xml:space="preserve">. (10 points) Describe how you would alter the CompAssignments database schema so that it is in 3NF. Demonstrate the new schema by placing all information from the above six records of the </w:t>
       </w:r>
       <w:r>
         <w:rPr>
@@ -2790,7 +2968,13 @@
         <w:pStyle w:val="NoSpacing"/>
       </w:pPr>
       <w:r>
-        <w:t>A13. (</w:t>
+        <w:t>A1</w:t>
+      </w:r>
+      <w:r>
+        <w:t>4</w:t>
+      </w:r>
+      <w:r>
+        <w:t>. (</w:t>
       </w:r>
       <w:r>
         <w:t>5</w:t>
@@ -2843,7 +3027,13 @@
         <w:pStyle w:val="NoSpacing"/>
       </w:pPr>
       <w:r>
-        <w:t>A14. (5 points) In fact, it is impossible to put CompAssignments into BCNF. In one sentence of your own words, give an informal explanation of why this is impossible.</w:t>
+        <w:t>A1</w:t>
+      </w:r>
+      <w:r>
+        <w:t>5</w:t>
+      </w:r>
+      <w:r>
+        <w:t>. (5 points) In fact, it is impossible to put CompAssignments into BCNF. In one sentence of your own words, give an informal explanation of why this is impossible.</w:t>
       </w:r>
     </w:p>
     <w:p>
@@ -3130,7 +3320,7 @@
 </file>
 
 <file path=word/numbering.xml><?xml version="1.0" encoding="utf-8"?>
-<w:numbering xmlns:wpc="http://schemas.microsoft.com/office/word/2010/wordprocessingCanvas" xmlns:cx="http://schemas.microsoft.com/office/drawing/2014/chartex" xmlns:cx1="http://schemas.microsoft.com/office/drawing/2015/9/8/chartex" xmlns:cx2="http://schemas.microsoft.com/office/drawing/2015/10/21/chartex" xmlns:cx3="http://schemas.microsoft.com/office/drawing/2016/5/9/chartex" xmlns:cx4="http://schemas.microsoft.com/office/drawing/2016/5/10/chartex" xmlns:cx5="http://schemas.microsoft.com/office/drawing/2016/5/11/chartex" xmlns:cx6="http://schemas.microsoft.com/office/drawing/2016/5/12/chartex" xmlns:cx7="http://schemas.microsoft.com/office/drawing/2016/5/13/chartex" xmlns:cx8="http://schemas.microsoft.com/office/drawing/2016/5/14/chartex" xmlns:mc="http://schemas.openxmlformats.org/markup-compatibility/2006" xmlns:aink="http://schemas.microsoft.com/office/drawing/2016/ink" xmlns:am3d="http://schemas.microsoft.com/office/drawing/2017/model3d" xmlns:o="urn:schemas-microsoft-com:office:office" xmlns:r="http://schemas.openxmlformats.org/officeDocument/2006/relationships" xmlns:m="http://schemas.openxmlformats.org/officeDocument/2006/math" xmlns:v="urn:schemas-microsoft-com:vml" xmlns:wp14="http://schemas.microsoft.com/office/word/2010/wordprocessingDrawing" xmlns:wp="http://schemas.openxmlformats.org/drawingml/2006/wordprocessingDrawing" xmlns:w10="urn:schemas-microsoft-com:office:word" xmlns:w="http://schemas.openxmlformats.org/wordprocessingml/2006/main" xmlns:w14="http://schemas.microsoft.com/office/word/2010/wordml" xmlns:w15="http://schemas.microsoft.com/office/word/2012/wordml" xmlns:w16cex="http://schemas.microsoft.com/office/word/2018/wordml/cex" xmlns:w16cid="http://schemas.microsoft.com/office/word/2016/wordml/cid" xmlns:w16="http://schemas.microsoft.com/office/word/2018/wordml" xmlns:w16sdtdh="http://schemas.microsoft.com/office/word/2020/wordml/sdtdatahash" xmlns:w16se="http://schemas.microsoft.com/office/word/2015/wordml/symex" xmlns:wpg="http://schemas.microsoft.com/office/word/2010/wordprocessingGroup" xmlns:wpi="http://schemas.microsoft.com/office/word/2010/wordprocessingInk" xmlns:wne="http://schemas.microsoft.com/office/word/2006/wordml" xmlns:wps="http://schemas.microsoft.com/office/word/2010/wordprocessingShape" mc:Ignorable="w14 w15 w16se w16cid w16 w16cex w16sdtdh wp14">
+<w:numbering xmlns:wpc="http://schemas.microsoft.com/office/word/2010/wordprocessingCanvas" xmlns:cx="http://schemas.microsoft.com/office/drawing/2014/chartex" xmlns:cx1="http://schemas.microsoft.com/office/drawing/2015/9/8/chartex" xmlns:cx2="http://schemas.microsoft.com/office/drawing/2015/10/21/chartex" xmlns:cx3="http://schemas.microsoft.com/office/drawing/2016/5/9/chartex" xmlns:cx4="http://schemas.microsoft.com/office/drawing/2016/5/10/chartex" xmlns:cx5="http://schemas.microsoft.com/office/drawing/2016/5/11/chartex" xmlns:cx6="http://schemas.microsoft.com/office/drawing/2016/5/12/chartex" xmlns:cx7="http://schemas.microsoft.com/office/drawing/2016/5/13/chartex" xmlns:cx8="http://schemas.microsoft.com/office/drawing/2016/5/14/chartex" xmlns:mc="http://schemas.openxmlformats.org/markup-compatibility/2006" xmlns:aink="http://schemas.microsoft.com/office/drawing/2016/ink" xmlns:am3d="http://schemas.microsoft.com/office/drawing/2017/model3d" xmlns:o="urn:schemas-microsoft-com:office:office" xmlns:oel="http://schemas.microsoft.com/office/2019/extlst" xmlns:r="http://schemas.openxmlformats.org/officeDocument/2006/relationships" xmlns:m="http://schemas.openxmlformats.org/officeDocument/2006/math" xmlns:v="urn:schemas-microsoft-com:vml" xmlns:wp14="http://schemas.microsoft.com/office/word/2010/wordprocessingDrawing" xmlns:wp="http://schemas.openxmlformats.org/drawingml/2006/wordprocessingDrawing" xmlns:w10="urn:schemas-microsoft-com:office:word" xmlns:w="http://schemas.openxmlformats.org/wordprocessingml/2006/main" xmlns:w14="http://schemas.microsoft.com/office/word/2010/wordml" xmlns:w15="http://schemas.microsoft.com/office/word/2012/wordml" xmlns:w16cex="http://schemas.microsoft.com/office/word/2018/wordml/cex" xmlns:w16cid="http://schemas.microsoft.com/office/word/2016/wordml/cid" xmlns:w16="http://schemas.microsoft.com/office/word/2018/wordml" xmlns:w16sdtdh="http://schemas.microsoft.com/office/word/2020/wordml/sdtdatahash" xmlns:w16se="http://schemas.microsoft.com/office/word/2015/wordml/symex" xmlns:wpg="http://schemas.microsoft.com/office/word/2010/wordprocessingGroup" xmlns:wpi="http://schemas.microsoft.com/office/word/2010/wordprocessingInk" xmlns:wne="http://schemas.microsoft.com/office/word/2006/wordml" xmlns:wps="http://schemas.microsoft.com/office/word/2010/wordprocessingShape" mc:Ignorable="w14 w15 w16se w16cid w16 w16cex w16sdtdh wp14">
   <w:abstractNum w:abstractNumId="0" w15:restartNumberingAfterBreak="0">
     <w:nsid w:val="64DF1A17"/>
     <w:multiLevelType w:val="hybridMultilevel"/>
@@ -3357,10 +3547,10 @@
       </w:rPr>
     </w:lvl>
   </w:abstractNum>
-  <w:num w:numId="1">
+  <w:num w:numId="1" w16cid:durableId="1759132584">
     <w:abstractNumId w:val="1"/>
   </w:num>
-  <w:num w:numId="2">
+  <w:num w:numId="2" w16cid:durableId="751008085">
     <w:abstractNumId w:val="0"/>
   </w:num>
 </w:numbering>

--- a/hw/CC2.docx
+++ b/hw/CC2.docx
@@ -1,6 +1,6 @@
 
 <file path=word/document.xml><?xml version="1.0" encoding="utf-8"?>
-<w:document xmlns:wpc="http://schemas.microsoft.com/office/word/2010/wordprocessingCanvas" xmlns:cx="http://schemas.microsoft.com/office/drawing/2014/chartex" xmlns:cx1="http://schemas.microsoft.com/office/drawing/2015/9/8/chartex" xmlns:cx2="http://schemas.microsoft.com/office/drawing/2015/10/21/chartex" xmlns:cx3="http://schemas.microsoft.com/office/drawing/2016/5/9/chartex" xmlns:cx4="http://schemas.microsoft.com/office/drawing/2016/5/10/chartex" xmlns:cx5="http://schemas.microsoft.com/office/drawing/2016/5/11/chartex" xmlns:cx6="http://schemas.microsoft.com/office/drawing/2016/5/12/chartex" xmlns:cx7="http://schemas.microsoft.com/office/drawing/2016/5/13/chartex" xmlns:cx8="http://schemas.microsoft.com/office/drawing/2016/5/14/chartex" xmlns:mc="http://schemas.openxmlformats.org/markup-compatibility/2006" xmlns:aink="http://schemas.microsoft.com/office/drawing/2016/ink" xmlns:am3d="http://schemas.microsoft.com/office/drawing/2017/model3d" xmlns:o="urn:schemas-microsoft-com:office:office" xmlns:oel="http://schemas.microsoft.com/office/2019/extlst" xmlns:r="http://schemas.openxmlformats.org/officeDocument/2006/relationships" xmlns:m="http://schemas.openxmlformats.org/officeDocument/2006/math" xmlns:v="urn:schemas-microsoft-com:vml" xmlns:wp14="http://schemas.microsoft.com/office/word/2010/wordprocessingDrawing" xmlns:wp="http://schemas.openxmlformats.org/drawingml/2006/wordprocessingDrawing" xmlns:w10="urn:schemas-microsoft-com:office:word" xmlns:w="http://schemas.openxmlformats.org/wordprocessingml/2006/main" xmlns:w14="http://schemas.microsoft.com/office/word/2010/wordml" xmlns:w15="http://schemas.microsoft.com/office/word/2012/wordml" xmlns:w16cex="http://schemas.microsoft.com/office/word/2018/wordml/cex" xmlns:w16cid="http://schemas.microsoft.com/office/word/2016/wordml/cid" xmlns:w16="http://schemas.microsoft.com/office/word/2018/wordml" xmlns:w16sdtdh="http://schemas.microsoft.com/office/word/2020/wordml/sdtdatahash" xmlns:w16se="http://schemas.microsoft.com/office/word/2015/wordml/symex" xmlns:wpg="http://schemas.microsoft.com/office/word/2010/wordprocessingGroup" xmlns:wpi="http://schemas.microsoft.com/office/word/2010/wordprocessingInk" xmlns:wne="http://schemas.microsoft.com/office/word/2006/wordml" xmlns:wps="http://schemas.microsoft.com/office/word/2010/wordprocessingShape" mc:Ignorable="w14 w15 w16se w16cid w16 w16cex w16sdtdh wp14">
+<w:document xmlns:wpc="http://schemas.microsoft.com/office/word/2010/wordprocessingCanvas" xmlns:cx="http://schemas.microsoft.com/office/drawing/2014/chartex" xmlns:cx1="http://schemas.microsoft.com/office/drawing/2015/9/8/chartex" xmlns:cx2="http://schemas.microsoft.com/office/drawing/2015/10/21/chartex" xmlns:cx3="http://schemas.microsoft.com/office/drawing/2016/5/9/chartex" xmlns:cx4="http://schemas.microsoft.com/office/drawing/2016/5/10/chartex" xmlns:cx5="http://schemas.microsoft.com/office/drawing/2016/5/11/chartex" xmlns:cx6="http://schemas.microsoft.com/office/drawing/2016/5/12/chartex" xmlns:cx7="http://schemas.microsoft.com/office/drawing/2016/5/13/chartex" xmlns:cx8="http://schemas.microsoft.com/office/drawing/2016/5/14/chartex" xmlns:mc="http://schemas.openxmlformats.org/markup-compatibility/2006" xmlns:aink="http://schemas.microsoft.com/office/drawing/2016/ink" xmlns:am3d="http://schemas.microsoft.com/office/drawing/2017/model3d" xmlns:o="urn:schemas-microsoft-com:office:office" xmlns:oel="http://schemas.microsoft.com/office/2019/extlst" xmlns:r="http://schemas.openxmlformats.org/officeDocument/2006/relationships" xmlns:m="http://schemas.openxmlformats.org/officeDocument/2006/math" xmlns:v="urn:schemas-microsoft-com:vml" xmlns:wp14="http://schemas.microsoft.com/office/word/2010/wordprocessingDrawing" xmlns:wp="http://schemas.openxmlformats.org/drawingml/2006/wordprocessingDrawing" xmlns:w10="urn:schemas-microsoft-com:office:word" xmlns:w="http://schemas.openxmlformats.org/wordprocessingml/2006/main" xmlns:w14="http://schemas.microsoft.com/office/word/2010/wordml" xmlns:w15="http://schemas.microsoft.com/office/word/2012/wordml" xmlns:w16cex="http://schemas.microsoft.com/office/word/2018/wordml/cex" xmlns:w16cid="http://schemas.microsoft.com/office/word/2016/wordml/cid" xmlns:w16="http://schemas.microsoft.com/office/word/2018/wordml" xmlns:w16du="http://schemas.microsoft.com/office/word/2023/wordml/word16du" xmlns:w16sdtdh="http://schemas.microsoft.com/office/word/2020/wordml/sdtdatahash" xmlns:w16sdtfl="http://schemas.microsoft.com/office/word/2024/wordml/sdtformatlock" xmlns:w16se="http://schemas.microsoft.com/office/word/2015/wordml/symex" xmlns:wpg="http://schemas.microsoft.com/office/word/2010/wordprocessingGroup" xmlns:wpi="http://schemas.microsoft.com/office/word/2010/wordprocessingInk" xmlns:wne="http://schemas.microsoft.com/office/word/2006/wordml" xmlns:wps="http://schemas.microsoft.com/office/word/2010/wordprocessingShape" mc:Ignorable="w14 w15 w16se w16cid w16 w16cex w16sdtdh w16sdtfl w16du wp14">
   <w:body>
     <w:p>
       <w:pPr>
@@ -223,15 +223,7 @@
         <w:t xml:space="preserve"> Using the software tool of your choice, obtain a</w:t>
       </w:r>
       <w:r>
-        <w:t xml:space="preserve"> graphical view of the three tables. Familiarize yourself with the interface and adjust the appearance until you obtain a view that looks </w:t>
-      </w:r>
-      <w:proofErr w:type="gramStart"/>
-      <w:r>
-        <w:t>similar to</w:t>
-      </w:r>
-      <w:proofErr w:type="gramEnd"/>
-      <w:r>
-        <w:t xml:space="preserve"> the following:</w:t>
+        <w:t xml:space="preserve"> graphical view of the three tables. Familiarize yourself with the interface and adjust the appearance until you obtain a view that looks similar to the following:</w:t>
       </w:r>
     </w:p>
     <w:p>
@@ -308,15 +300,7 @@
         <w:pStyle w:val="NoSpacing"/>
       </w:pPr>
       <w:r>
-        <w:t xml:space="preserve">Submit your own screenshot, </w:t>
-      </w:r>
-      <w:proofErr w:type="gramStart"/>
-      <w:r>
-        <w:t>similar to</w:t>
-      </w:r>
-      <w:proofErr w:type="gramEnd"/>
-      <w:r>
-        <w:t xml:space="preserve"> the above, demonstrating that you have obtained </w:t>
+        <w:t xml:space="preserve">Submit your own screenshot, similar to the above, demonstrating that you have obtained </w:t>
       </w:r>
       <w:r>
         <w:t xml:space="preserve">a </w:t>
@@ -442,7 +426,37 @@
         <w:pStyle w:val="NoSpacing"/>
       </w:pPr>
       <w:r>
-        <w:t>A7. (20 points) Reconsider your EER model for textbook problem 3.4E, which you completed in the previous homework assignment. Describe a set of relational schemas that corresponds to your model.  For example, here are schemas for the two entities from this problem that we modeled in class:</w:t>
+        <w:t xml:space="preserve">A7. (20 points) Reconsider your EER model for textbook problem 3.4E, which you completed in the previous homework assignment. </w:t>
+      </w:r>
+      <w:r>
+        <w:t>Using relation notation, d</w:t>
+      </w:r>
+      <w:r>
+        <w:t>escribe a set of relational schemas that corresponds to your model.</w:t>
+      </w:r>
+      <w:r>
+        <w:t xml:space="preserve"> (</w:t>
+      </w:r>
+      <w:r>
+        <w:t xml:space="preserve">Alternatively, </w:t>
+      </w:r>
+      <w:r>
+        <w:t xml:space="preserve">especially if you received a low grade for that question, </w:t>
+      </w:r>
+      <w:r>
+        <w:t>you m</w:t>
+      </w:r>
+      <w:r>
+        <w:t xml:space="preserve">ay </w:t>
+      </w:r>
+      <w:r>
+        <w:t>choose to describe the EER model that is available in the solutions provided for the previous homework assignment.</w:t>
+      </w:r>
+      <w:r>
+        <w:t>)</w:t>
+      </w:r>
+      <w:r>
+        <w:t xml:space="preserve">  For example, here are schemas for the two entities from this problem that we modeled in class:</w:t>
       </w:r>
     </w:p>
     <w:p>
@@ -473,16 +487,28 @@
         <w:ind w:left="720"/>
       </w:pPr>
       <w:r>
-        <w:t>ARTIST(</w:t>
+        <w:lastRenderedPageBreak/>
+        <w:t>Artist</w:t>
+      </w:r>
+      <w:r>
+        <w:t>(</w:t>
       </w:r>
       <w:r>
         <w:rPr>
           <w:u w:val="single"/>
         </w:rPr>
-        <w:t>Name</w:t>
-      </w:r>
-      <w:r>
-        <w:t>, Birthdate, URL)</w:t>
+        <w:t>name</w:t>
+      </w:r>
+      <w:r>
+        <w:t xml:space="preserve">, birthdate, </w:t>
+      </w:r>
+      <w:proofErr w:type="spellStart"/>
+      <w:r>
+        <w:t>url</w:t>
+      </w:r>
+      <w:proofErr w:type="spellEnd"/>
+      <w:r>
+        <w:t>)</w:t>
       </w:r>
     </w:p>
     <w:p>
@@ -491,24 +517,28 @@
         <w:ind w:left="720"/>
       </w:pPr>
       <w:r>
-        <w:t>SONG(</w:t>
+        <w:t>Song</w:t>
+      </w:r>
+      <w:r>
+        <w:t>(</w:t>
       </w:r>
       <w:r>
         <w:rPr>
           <w:u w:val="single"/>
         </w:rPr>
-        <w:t>SNO</w:t>
-      </w:r>
-      <w:r>
-        <w:t xml:space="preserve">, Title, Length, Genre, </w:t>
+        <w:t>title</w:t>
+      </w:r>
+      <w:r>
+        <w:t xml:space="preserve">, length, genre, </w:t>
       </w:r>
       <w:proofErr w:type="spellStart"/>
       <w:r>
         <w:rPr>
           <w:i/>
           <w:iCs/>
+          <w:u w:val="single"/>
         </w:rPr>
-        <w:t>ARTIST_Name</w:t>
+        <w:t>artist_name</w:t>
       </w:r>
       <w:proofErr w:type="spellEnd"/>
       <w:r>
@@ -525,11 +555,14 @@
       </w:r>
       <w:proofErr w:type="spellStart"/>
       <w:r>
-        <w:t>ARTIST_Name</w:t>
+        <w:t>artist_name</w:t>
       </w:r>
       <w:proofErr w:type="spellEnd"/>
       <w:r>
-        <w:t>: foreign key, refers to Name in Artist, NULL value not allowed</w:t>
+        <w:t>: foreign key, refers to name in</w:t>
+      </w:r>
+      <w:r>
+        <w:t xml:space="preserve"> Artist, NULL value not allowed</w:t>
       </w:r>
     </w:p>
     <w:p>
@@ -563,6 +596,12 @@
       <w:r>
         <w:t>.</w:t>
       </w:r>
+      <w:r>
+        <w:t xml:space="preserve"> Also recall that the above example is deliberately unrealistic.</w:t>
+      </w:r>
+      <w:r>
+        <w:t xml:space="preserve"> A better design would assign unique IDs to each artist and each song.</w:t>
+      </w:r>
     </w:p>
     <w:p>
       <w:pPr>
@@ -585,15 +624,7 @@
         <w:t>5</w:t>
       </w:r>
       <w:r>
-        <w:t xml:space="preserve"> points) Examine your model from the previous question and determine </w:t>
-      </w:r>
-      <w:proofErr w:type="gramStart"/>
-      <w:r>
-        <w:t>whether or not</w:t>
-      </w:r>
-      <w:proofErr w:type="gramEnd"/>
-      <w:r>
-        <w:t xml:space="preserve"> it is in 3NF. If it is not already in 3NF, make changes until it is. Describe any changes you make as part of your answer to this question. Once you believe that the model is in 3NF, give an informal justification explaining why the model is in 3NF. Two or three sentences should be sufficient for this.</w:t>
+        <w:t xml:space="preserve"> points) Examine your model from the previous question and determine whether or not it is in 3NF. If it is not already in 3NF, make changes until it is. Describe any changes you make as part of your answer to this question. Once you believe that the model is in 3NF, give an informal justification explaining why the model is in 3NF. Two or three sentences should be sufficient for this.</w:t>
       </w:r>
     </w:p>
     <w:p>
@@ -2179,7 +2210,13 @@
         </w:numPr>
       </w:pPr>
       <w:r>
-        <w:t>The Era of a language depends on the year was released: before 1980 is the mainframe era, 1980-90 is the PC era, and after 1990 is the internet era.</w:t>
+        <w:t>The Era of a language depends on the year</w:t>
+      </w:r>
+      <w:r>
+        <w:t xml:space="preserve"> it</w:t>
+      </w:r>
+      <w:r>
+        <w:t xml:space="preserve"> was released: before 1980 is the mainframe era, 1980-90 is the PC era, and after 1990 is the internet era.</w:t>
       </w:r>
     </w:p>
     <w:p>
@@ -2270,7 +2307,11 @@
         <w:pStyle w:val="NoSpacing"/>
       </w:pPr>
       <w:r>
-        <w:t xml:space="preserve">The next few questions are based on a fictional database called CompAssignments, which stores information about the homework assignments given by a particular instructor in various computer science courses. At present, the CompAssignments database schema consists of exactly one table called </w:t>
+        <w:t xml:space="preserve">The next few questions are based on a fictional database called CompAssignments, which stores </w:t>
+      </w:r>
+      <w:r>
+        <w:lastRenderedPageBreak/>
+        <w:t xml:space="preserve">information about the homework assignments given by a particular instructor in various computer science courses. At present, the CompAssignments database schema consists of exactly one table called </w:t>
       </w:r>
       <w:r>
         <w:rPr>
@@ -3116,6 +3157,7 @@
         <w:pStyle w:val="NoSpacing"/>
       </w:pPr>
       <w:r>
+        <w:lastRenderedPageBreak/>
         <w:t xml:space="preserve">B3. (5 points) The total quantity of products currently ordered. </w:t>
       </w:r>
     </w:p>
@@ -3320,7 +3362,7 @@
 </file>
 
 <file path=word/numbering.xml><?xml version="1.0" encoding="utf-8"?>
-<w:numbering xmlns:wpc="http://schemas.microsoft.com/office/word/2010/wordprocessingCanvas" xmlns:cx="http://schemas.microsoft.com/office/drawing/2014/chartex" xmlns:cx1="http://schemas.microsoft.com/office/drawing/2015/9/8/chartex" xmlns:cx2="http://schemas.microsoft.com/office/drawing/2015/10/21/chartex" xmlns:cx3="http://schemas.microsoft.com/office/drawing/2016/5/9/chartex" xmlns:cx4="http://schemas.microsoft.com/office/drawing/2016/5/10/chartex" xmlns:cx5="http://schemas.microsoft.com/office/drawing/2016/5/11/chartex" xmlns:cx6="http://schemas.microsoft.com/office/drawing/2016/5/12/chartex" xmlns:cx7="http://schemas.microsoft.com/office/drawing/2016/5/13/chartex" xmlns:cx8="http://schemas.microsoft.com/office/drawing/2016/5/14/chartex" xmlns:mc="http://schemas.openxmlformats.org/markup-compatibility/2006" xmlns:aink="http://schemas.microsoft.com/office/drawing/2016/ink" xmlns:am3d="http://schemas.microsoft.com/office/drawing/2017/model3d" xmlns:o="urn:schemas-microsoft-com:office:office" xmlns:oel="http://schemas.microsoft.com/office/2019/extlst" xmlns:r="http://schemas.openxmlformats.org/officeDocument/2006/relationships" xmlns:m="http://schemas.openxmlformats.org/officeDocument/2006/math" xmlns:v="urn:schemas-microsoft-com:vml" xmlns:wp14="http://schemas.microsoft.com/office/word/2010/wordprocessingDrawing" xmlns:wp="http://schemas.openxmlformats.org/drawingml/2006/wordprocessingDrawing" xmlns:w10="urn:schemas-microsoft-com:office:word" xmlns:w="http://schemas.openxmlformats.org/wordprocessingml/2006/main" xmlns:w14="http://schemas.microsoft.com/office/word/2010/wordml" xmlns:w15="http://schemas.microsoft.com/office/word/2012/wordml" xmlns:w16cex="http://schemas.microsoft.com/office/word/2018/wordml/cex" xmlns:w16cid="http://schemas.microsoft.com/office/word/2016/wordml/cid" xmlns:w16="http://schemas.microsoft.com/office/word/2018/wordml" xmlns:w16sdtdh="http://schemas.microsoft.com/office/word/2020/wordml/sdtdatahash" xmlns:w16se="http://schemas.microsoft.com/office/word/2015/wordml/symex" xmlns:wpg="http://schemas.microsoft.com/office/word/2010/wordprocessingGroup" xmlns:wpi="http://schemas.microsoft.com/office/word/2010/wordprocessingInk" xmlns:wne="http://schemas.microsoft.com/office/word/2006/wordml" xmlns:wps="http://schemas.microsoft.com/office/word/2010/wordprocessingShape" mc:Ignorable="w14 w15 w16se w16cid w16 w16cex w16sdtdh wp14">
+<w:numbering xmlns:wpc="http://schemas.microsoft.com/office/word/2010/wordprocessingCanvas" xmlns:cx="http://schemas.microsoft.com/office/drawing/2014/chartex" xmlns:cx1="http://schemas.microsoft.com/office/drawing/2015/9/8/chartex" xmlns:cx2="http://schemas.microsoft.com/office/drawing/2015/10/21/chartex" xmlns:cx3="http://schemas.microsoft.com/office/drawing/2016/5/9/chartex" xmlns:cx4="http://schemas.microsoft.com/office/drawing/2016/5/10/chartex" xmlns:cx5="http://schemas.microsoft.com/office/drawing/2016/5/11/chartex" xmlns:cx6="http://schemas.microsoft.com/office/drawing/2016/5/12/chartex" xmlns:cx7="http://schemas.microsoft.com/office/drawing/2016/5/13/chartex" xmlns:cx8="http://schemas.microsoft.com/office/drawing/2016/5/14/chartex" xmlns:mc="http://schemas.openxmlformats.org/markup-compatibility/2006" xmlns:aink="http://schemas.microsoft.com/office/drawing/2016/ink" xmlns:am3d="http://schemas.microsoft.com/office/drawing/2017/model3d" xmlns:o="urn:schemas-microsoft-com:office:office" xmlns:oel="http://schemas.microsoft.com/office/2019/extlst" xmlns:r="http://schemas.openxmlformats.org/officeDocument/2006/relationships" xmlns:m="http://schemas.openxmlformats.org/officeDocument/2006/math" xmlns:v="urn:schemas-microsoft-com:vml" xmlns:wp14="http://schemas.microsoft.com/office/word/2010/wordprocessingDrawing" xmlns:wp="http://schemas.openxmlformats.org/drawingml/2006/wordprocessingDrawing" xmlns:w10="urn:schemas-microsoft-com:office:word" xmlns:w="http://schemas.openxmlformats.org/wordprocessingml/2006/main" xmlns:w14="http://schemas.microsoft.com/office/word/2010/wordml" xmlns:w15="http://schemas.microsoft.com/office/word/2012/wordml" xmlns:w16cex="http://schemas.microsoft.com/office/word/2018/wordml/cex" xmlns:w16cid="http://schemas.microsoft.com/office/word/2016/wordml/cid" xmlns:w16="http://schemas.microsoft.com/office/word/2018/wordml" xmlns:w16du="http://schemas.microsoft.com/office/word/2023/wordml/word16du" xmlns:w16sdtdh="http://schemas.microsoft.com/office/word/2020/wordml/sdtdatahash" xmlns:w16sdtfl="http://schemas.microsoft.com/office/word/2024/wordml/sdtformatlock" xmlns:w16se="http://schemas.microsoft.com/office/word/2015/wordml/symex" xmlns:wpg="http://schemas.microsoft.com/office/word/2010/wordprocessingGroup" xmlns:wpi="http://schemas.microsoft.com/office/word/2010/wordprocessingInk" xmlns:wne="http://schemas.microsoft.com/office/word/2006/wordml" xmlns:wps="http://schemas.microsoft.com/office/word/2010/wordprocessingShape" mc:Ignorable="w14 w15 w16se w16cid w16 w16cex w16sdtdh w16sdtfl w16du wp14">
   <w:abstractNum w:abstractNumId="0" w15:restartNumberingAfterBreak="0">
     <w:nsid w:val="64DF1A17"/>
     <w:multiLevelType w:val="hybridMultilevel"/>
@@ -3557,7 +3599,7 @@
 </file>
 
 <file path=word/styles.xml><?xml version="1.0" encoding="utf-8"?>
-<w:styles xmlns:mc="http://schemas.openxmlformats.org/markup-compatibility/2006" xmlns:r="http://schemas.openxmlformats.org/officeDocument/2006/relationships" xmlns:w="http://schemas.openxmlformats.org/wordprocessingml/2006/main" xmlns:w14="http://schemas.microsoft.com/office/word/2010/wordml" xmlns:w15="http://schemas.microsoft.com/office/word/2012/wordml" xmlns:w16cex="http://schemas.microsoft.com/office/word/2018/wordml/cex" xmlns:w16cid="http://schemas.microsoft.com/office/word/2016/wordml/cid" xmlns:w16="http://schemas.microsoft.com/office/word/2018/wordml" xmlns:w16sdtdh="http://schemas.microsoft.com/office/word/2020/wordml/sdtdatahash" xmlns:w16se="http://schemas.microsoft.com/office/word/2015/wordml/symex" mc:Ignorable="w14 w15 w16se w16cid w16 w16cex w16sdtdh">
+<w:styles xmlns:mc="http://schemas.openxmlformats.org/markup-compatibility/2006" xmlns:r="http://schemas.openxmlformats.org/officeDocument/2006/relationships" xmlns:w="http://schemas.openxmlformats.org/wordprocessingml/2006/main" xmlns:w14="http://schemas.microsoft.com/office/word/2010/wordml" xmlns:w15="http://schemas.microsoft.com/office/word/2012/wordml" xmlns:w16cex="http://schemas.microsoft.com/office/word/2018/wordml/cex" xmlns:w16cid="http://schemas.microsoft.com/office/word/2016/wordml/cid" xmlns:w16="http://schemas.microsoft.com/office/word/2018/wordml" xmlns:w16du="http://schemas.microsoft.com/office/word/2023/wordml/word16du" xmlns:w16sdtdh="http://schemas.microsoft.com/office/word/2020/wordml/sdtdatahash" xmlns:w16sdtfl="http://schemas.microsoft.com/office/word/2024/wordml/sdtformatlock" xmlns:w16se="http://schemas.microsoft.com/office/word/2015/wordml/symex" mc:Ignorable="w14 w15 w16se w16cid w16 w16cex w16sdtdh w16sdtfl w16du">
   <w:docDefaults>
     <w:rPrDefault>
       <w:rPr>
@@ -4360,6 +4402,7 @@
 <ds:datastoreItem xmlns:ds="http://schemas.openxmlformats.org/officeDocument/2006/customXml" ds:itemID="{3B2A666E-B780-402E-BA1A-C48E01A4D3F0}">
   <ds:schemaRefs>
     <ds:schemaRef ds:uri="http://schemas.openxmlformats.org/officeDocument/2006/bibliography"/>
+    <ds:schemaRef ds:uri="http://www.w3.org/2000/xmlns/"/>
   </ds:schemaRefs>
 </ds:datastoreItem>
 </file>